--- a/final_documents/Budget.docx
+++ b/final_documents/Budget.docx
@@ -530,7 +530,6 @@
           <w:szCs w:val="20"/>
           <w:highlight w:val="none"/>
         </w:rPr>
-        <w:t xml:space="preserve">I</w:t>
       </w:r>
       <w:r>
         <w:rPr>
@@ -538,7 +537,7 @@
           <w:szCs w:val="20"/>
           <w:highlight w:val="none"/>
         </w:rPr>
-        <w:t xml:space="preserve">Im Planspiel wählt ihr zu Beginn ein Budget-Tier. Je höher euer Budget, desto mehr bzw. stärkere Maßnahmen könnt ihr umsetzen – gleichzeitig sind die Erwartungen höher, was sich in einem entsprechend angepassten Startwert der Kundenzufriedenheit (KZ) widers</w:t>
+        <w:t>Im Planspiel wählt ihr zu Beginn ein Budget-Tier. Je höher euer Budget, desto mehr bzw. stärkere Maßnahmen könnt ihr umsetzen. Gleichzeitig sind die Erwartungen höher, was sich in einem entsprechend angepassten Startwert der Kundenzufriedenheit (KZ) widers</w:t>
       </w:r>
       <w:r>
         <w:rPr>
@@ -4126,6 +4125,509 @@
         </w:rPr>
       </w:r>
     </w:p>
+    <w:p>
+      <w:r>
+        <w:rPr>
+          <w:b w:val="0"/>
+          <w:sz w:val="20"/>
+        </w:rPr>
+      </w:r>
+    </w:p>
+    <w:p>
+      <w:r>
+        <w:rPr>
+          <w:b/>
+          <w:sz w:val="20"/>
+        </w:rPr>
+        <w:t>Status-Tracker</w:t>
+      </w:r>
+    </w:p>
+    <w:p>
+      <w:r>
+        <w:rPr>
+          <w:b w:val="0"/>
+          <w:sz w:val="20"/>
+        </w:rPr>
+        <w:t>Trackt hier nach jeder Welle euren aktuellen Stand: verbleibendes Budget, die aktuellen CIA-Werte (Summe aus Basisschutz + Maßnahmen, siehe jeweilige Angriffskarte) und die kumulierte Kundenzufriedenheit. So habt ihr den Überblick, ohne in den Angriffskarten zurückblättern zu müssen.</w:t>
+      </w:r>
+    </w:p>
+    <w:p>
+      <w:r>
+        <w:rPr>
+          <w:b w:val="0"/>
+          <w:sz w:val="20"/>
+        </w:rPr>
+      </w:r>
+    </w:p>
+    <w:tbl>
+      <w:tblPr>
+        <w:tblStyle w:val="14"/>
+        <w:tblW w:type="auto" w:w="0"/>
+        <w:tblLook w:firstColumn="1" w:firstRow="1" w:lastColumn="0" w:lastRow="0" w:noHBand="0" w:noVBand="1" w:val="04A0"/>
+        <w:tblLayout w:type="fixed"/>
+      </w:tblPr>
+      <w:tblGrid>
+        <w:gridCol w:w="1200"/>
+        <w:gridCol w:w="1500"/>
+        <w:gridCol w:w="700"/>
+        <w:gridCol w:w="700"/>
+        <w:gridCol w:w="700"/>
+        <w:gridCol w:w="1500"/>
+        <w:gridCol w:w="1500"/>
+      </w:tblGrid>
+      <w:tr>
+        <w:tc>
+          <w:tcPr>
+            <w:tcW w:type="dxa" w:w="1200"/>
+          </w:tcPr>
+          <w:p>
+            <w:r>
+              <w:rPr>
+                <w:b/>
+                <w:sz w:val="20"/>
+              </w:rPr>
+              <w:t>Zeitpunkt</w:t>
+            </w:r>
+          </w:p>
+        </w:tc>
+        <w:tc>
+          <w:tcPr>
+            <w:tcW w:type="dxa" w:w="1500"/>
+          </w:tcPr>
+          <w:p>
+            <w:r>
+              <w:rPr>
+                <w:b/>
+                <w:sz w:val="20"/>
+              </w:rPr>
+              <w:t>Budget verbleibend</w:t>
+            </w:r>
+          </w:p>
+        </w:tc>
+        <w:tc>
+          <w:tcPr>
+            <w:tcW w:type="dxa" w:w="700"/>
+          </w:tcPr>
+          <w:p>
+            <w:r>
+              <w:rPr>
+                <w:b/>
+                <w:sz w:val="20"/>
+              </w:rPr>
+              <w:t>C</w:t>
+            </w:r>
+          </w:p>
+        </w:tc>
+        <w:tc>
+          <w:tcPr>
+            <w:tcW w:type="dxa" w:w="700"/>
+          </w:tcPr>
+          <w:p>
+            <w:r>
+              <w:rPr>
+                <w:b/>
+                <w:sz w:val="20"/>
+              </w:rPr>
+              <w:t>I</w:t>
+            </w:r>
+          </w:p>
+        </w:tc>
+        <w:tc>
+          <w:tcPr>
+            <w:tcW w:type="dxa" w:w="700"/>
+          </w:tcPr>
+          <w:p>
+            <w:r>
+              <w:rPr>
+                <w:b/>
+                <w:sz w:val="20"/>
+              </w:rPr>
+              <w:t>A</w:t>
+            </w:r>
+          </w:p>
+        </w:tc>
+        <w:tc>
+          <w:tcPr>
+            <w:tcW w:type="dxa" w:w="1500"/>
+          </w:tcPr>
+          <w:p>
+            <w:r>
+              <w:rPr>
+                <w:b/>
+                <w:sz w:val="20"/>
+              </w:rPr>
+              <w:t>KZ (kumuliert)</w:t>
+            </w:r>
+          </w:p>
+        </w:tc>
+        <w:tc>
+          <w:tcPr>
+            <w:tcW w:type="dxa" w:w="1500"/>
+          </w:tcPr>
+          <w:p>
+            <w:r>
+              <w:rPr>
+                <w:b/>
+                <w:sz w:val="20"/>
+              </w:rPr>
+              <w:t>Schaden (Welle)</w:t>
+            </w:r>
+          </w:p>
+        </w:tc>
+      </w:tr>
+      <w:tr>
+        <w:tc>
+          <w:tcPr>
+            <w:tcW w:type="dxa" w:w="1200"/>
+          </w:tcPr>
+          <w:p>
+            <w:r>
+              <w:rPr>
+                <w:sz w:val="20"/>
+              </w:rPr>
+              <w:t>Start</w:t>
+            </w:r>
+          </w:p>
+        </w:tc>
+        <w:tc>
+          <w:tcPr>
+            <w:tcW w:type="dxa" w:w="1500"/>
+          </w:tcPr>
+          <w:p>
+            <w:r>
+              <w:rPr>
+                <w:sz w:val="20"/>
+              </w:rPr>
+            </w:r>
+          </w:p>
+        </w:tc>
+        <w:tc>
+          <w:tcPr>
+            <w:tcW w:type="dxa" w:w="700"/>
+          </w:tcPr>
+          <w:p>
+            <w:r>
+              <w:rPr>
+                <w:sz w:val="20"/>
+              </w:rPr>
+              <w:t>10</w:t>
+            </w:r>
+          </w:p>
+        </w:tc>
+        <w:tc>
+          <w:tcPr>
+            <w:tcW w:type="dxa" w:w="700"/>
+          </w:tcPr>
+          <w:p>
+            <w:r>
+              <w:rPr>
+                <w:sz w:val="20"/>
+              </w:rPr>
+              <w:t>10</w:t>
+            </w:r>
+          </w:p>
+        </w:tc>
+        <w:tc>
+          <w:tcPr>
+            <w:tcW w:type="dxa" w:w="700"/>
+          </w:tcPr>
+          <w:p>
+            <w:r>
+              <w:rPr>
+                <w:sz w:val="20"/>
+              </w:rPr>
+              <w:t>10</w:t>
+            </w:r>
+          </w:p>
+        </w:tc>
+        <w:tc>
+          <w:tcPr>
+            <w:tcW w:type="dxa" w:w="1500"/>
+          </w:tcPr>
+          <w:p>
+            <w:r>
+              <w:rPr>
+                <w:sz w:val="20"/>
+              </w:rPr>
+            </w:r>
+          </w:p>
+        </w:tc>
+        <w:tc>
+          <w:tcPr>
+            <w:tcW w:type="dxa" w:w="1500"/>
+          </w:tcPr>
+          <w:p>
+            <w:r>
+              <w:rPr>
+                <w:sz w:val="20"/>
+              </w:rPr>
+              <w:t>-</w:t>
+            </w:r>
+          </w:p>
+        </w:tc>
+      </w:tr>
+      <w:tr>
+        <w:tc>
+          <w:tcPr>
+            <w:tcW w:type="dxa" w:w="1200"/>
+          </w:tcPr>
+          <w:p>
+            <w:r>
+              <w:rPr>
+                <w:sz w:val="20"/>
+              </w:rPr>
+              <w:t>Nach Welle 1</w:t>
+            </w:r>
+          </w:p>
+        </w:tc>
+        <w:tc>
+          <w:tcPr>
+            <w:tcW w:type="dxa" w:w="1500"/>
+          </w:tcPr>
+          <w:p>
+            <w:r>
+              <w:rPr>
+                <w:sz w:val="20"/>
+              </w:rPr>
+            </w:r>
+          </w:p>
+        </w:tc>
+        <w:tc>
+          <w:tcPr>
+            <w:tcW w:type="dxa" w:w="700"/>
+          </w:tcPr>
+          <w:p>
+            <w:r>
+              <w:rPr>
+                <w:sz w:val="20"/>
+              </w:rPr>
+            </w:r>
+          </w:p>
+        </w:tc>
+        <w:tc>
+          <w:tcPr>
+            <w:tcW w:type="dxa" w:w="700"/>
+          </w:tcPr>
+          <w:p>
+            <w:r>
+              <w:rPr>
+                <w:sz w:val="20"/>
+              </w:rPr>
+            </w:r>
+          </w:p>
+        </w:tc>
+        <w:tc>
+          <w:tcPr>
+            <w:tcW w:type="dxa" w:w="700"/>
+          </w:tcPr>
+          <w:p>
+            <w:r>
+              <w:rPr>
+                <w:sz w:val="20"/>
+              </w:rPr>
+            </w:r>
+          </w:p>
+        </w:tc>
+        <w:tc>
+          <w:tcPr>
+            <w:tcW w:type="dxa" w:w="1500"/>
+          </w:tcPr>
+          <w:p>
+            <w:r>
+              <w:rPr>
+                <w:sz w:val="20"/>
+              </w:rPr>
+            </w:r>
+          </w:p>
+        </w:tc>
+        <w:tc>
+          <w:tcPr>
+            <w:tcW w:type="dxa" w:w="1500"/>
+          </w:tcPr>
+          <w:p>
+            <w:r>
+              <w:rPr>
+                <w:sz w:val="20"/>
+              </w:rPr>
+            </w:r>
+          </w:p>
+        </w:tc>
+      </w:tr>
+      <w:tr>
+        <w:tc>
+          <w:tcPr>
+            <w:tcW w:type="dxa" w:w="1200"/>
+          </w:tcPr>
+          <w:p>
+            <w:r>
+              <w:rPr>
+                <w:sz w:val="20"/>
+              </w:rPr>
+              <w:t>Nach Welle 2</w:t>
+            </w:r>
+          </w:p>
+        </w:tc>
+        <w:tc>
+          <w:tcPr>
+            <w:tcW w:type="dxa" w:w="1500"/>
+          </w:tcPr>
+          <w:p>
+            <w:r>
+              <w:rPr>
+                <w:sz w:val="20"/>
+              </w:rPr>
+            </w:r>
+          </w:p>
+        </w:tc>
+        <w:tc>
+          <w:tcPr>
+            <w:tcW w:type="dxa" w:w="700"/>
+          </w:tcPr>
+          <w:p>
+            <w:r>
+              <w:rPr>
+                <w:sz w:val="20"/>
+              </w:rPr>
+            </w:r>
+          </w:p>
+        </w:tc>
+        <w:tc>
+          <w:tcPr>
+            <w:tcW w:type="dxa" w:w="700"/>
+          </w:tcPr>
+          <w:p>
+            <w:r>
+              <w:rPr>
+                <w:sz w:val="20"/>
+              </w:rPr>
+            </w:r>
+          </w:p>
+        </w:tc>
+        <w:tc>
+          <w:tcPr>
+            <w:tcW w:type="dxa" w:w="700"/>
+          </w:tcPr>
+          <w:p>
+            <w:r>
+              <w:rPr>
+                <w:sz w:val="20"/>
+              </w:rPr>
+            </w:r>
+          </w:p>
+        </w:tc>
+        <w:tc>
+          <w:tcPr>
+            <w:tcW w:type="dxa" w:w="1500"/>
+          </w:tcPr>
+          <w:p>
+            <w:r>
+              <w:rPr>
+                <w:sz w:val="20"/>
+              </w:rPr>
+            </w:r>
+          </w:p>
+        </w:tc>
+        <w:tc>
+          <w:tcPr>
+            <w:tcW w:type="dxa" w:w="1500"/>
+          </w:tcPr>
+          <w:p>
+            <w:r>
+              <w:rPr>
+                <w:sz w:val="20"/>
+              </w:rPr>
+            </w:r>
+          </w:p>
+        </w:tc>
+      </w:tr>
+      <w:tr>
+        <w:tc>
+          <w:tcPr>
+            <w:tcW w:type="dxa" w:w="1200"/>
+          </w:tcPr>
+          <w:p>
+            <w:r>
+              <w:rPr>
+                <w:sz w:val="20"/>
+              </w:rPr>
+              <w:t>Nach Welle 3</w:t>
+            </w:r>
+          </w:p>
+        </w:tc>
+        <w:tc>
+          <w:tcPr>
+            <w:tcW w:type="dxa" w:w="1500"/>
+          </w:tcPr>
+          <w:p>
+            <w:r>
+              <w:rPr>
+                <w:sz w:val="20"/>
+              </w:rPr>
+            </w:r>
+          </w:p>
+        </w:tc>
+        <w:tc>
+          <w:tcPr>
+            <w:tcW w:type="dxa" w:w="700"/>
+          </w:tcPr>
+          <w:p>
+            <w:r>
+              <w:rPr>
+                <w:sz w:val="20"/>
+              </w:rPr>
+            </w:r>
+          </w:p>
+        </w:tc>
+        <w:tc>
+          <w:tcPr>
+            <w:tcW w:type="dxa" w:w="700"/>
+          </w:tcPr>
+          <w:p>
+            <w:r>
+              <w:rPr>
+                <w:sz w:val="20"/>
+              </w:rPr>
+            </w:r>
+          </w:p>
+        </w:tc>
+        <w:tc>
+          <w:tcPr>
+            <w:tcW w:type="dxa" w:w="700"/>
+          </w:tcPr>
+          <w:p>
+            <w:r>
+              <w:rPr>
+                <w:sz w:val="20"/>
+              </w:rPr>
+            </w:r>
+          </w:p>
+        </w:tc>
+        <w:tc>
+          <w:tcPr>
+            <w:tcW w:type="dxa" w:w="1500"/>
+          </w:tcPr>
+          <w:p>
+            <w:r>
+              <w:rPr>
+                <w:sz w:val="20"/>
+              </w:rPr>
+            </w:r>
+          </w:p>
+        </w:tc>
+        <w:tc>
+          <w:tcPr>
+            <w:tcW w:type="dxa" w:w="1500"/>
+          </w:tcPr>
+          <w:p>
+            <w:r>
+              <w:rPr>
+                <w:sz w:val="20"/>
+              </w:rPr>
+            </w:r>
+          </w:p>
+        </w:tc>
+      </w:tr>
+    </w:tbl>
     <w:sectPr>
       <w:footnotePr/>
       <w:endnotePr/>

--- a/final_documents/Budget.docx
+++ b/final_documents/Budget.docx
@@ -838,7 +838,7 @@
                 <w:highlight w:val="none"/>
                 <w:lang w:val="de-DE"/>
               </w:rPr>
-              <w:t xml:space="preserve">70</w:t>
+              <w:t>50</w:t>
             </w:r>
             <w:r>
               <w:rPr>
@@ -959,7 +959,7 @@
                 <w:highlight w:val="none"/>
                 <w:lang w:val="de-DE"/>
               </w:rPr>
-              <w:t xml:space="preserve">60</w:t>
+              <w:t>42</w:t>
             </w:r>
             <w:r>
               <w:rPr>
@@ -1092,7 +1092,7 @@
                 <w:highlight w:val="none"/>
                 <w:lang w:val="de-DE" w:bidi="de-DE"/>
               </w:rPr>
-              <w:t xml:space="preserve">50</w:t>
+              <w:t>34</w:t>
             </w:r>
             <w:r>
               <w:rPr>
